--- a/ПАПС/Отчёты/ПР-4 ПАПС Тарасевич.docx
+++ b/ПАПС/Отчёты/ПР-4 ПАПС Тарасевич.docx
@@ -2236,35 +2236,7 @@
           <w:sz w:val="28"/>
           <w:szCs w:val="28"/>
         </w:rPr>
-        <w:t xml:space="preserve">сформировать практические навыки по разработке </w:t>
-      </w:r>
-      <w:r>
-        <w:rPr>
-          <w:bCs/>
-          <w:color w:val="000000"/>
-          <w:sz w:val="28"/>
-          <w:szCs w:val="28"/>
-          <w:lang w:val="en-US"/>
-        </w:rPr>
-        <w:t>flowchart</w:t>
-      </w:r>
-      <w:r>
-        <w:rPr>
-          <w:bCs/>
-          <w:color w:val="000000"/>
-          <w:sz w:val="28"/>
-          <w:szCs w:val="28"/>
-        </w:rPr>
-        <w:t xml:space="preserve"> </w:t>
-      </w:r>
-      <w:r>
-        <w:rPr>
-          <w:bCs/>
-          <w:color w:val="000000"/>
-          <w:sz w:val="28"/>
-          <w:szCs w:val="28"/>
-        </w:rPr>
-        <w:t>диаграмм.</w:t>
+        <w:t>выработать практические навыки по разработке диаграммы состояний.</w:t>
       </w:r>
       <w:r>
         <w:rPr>
@@ -2287,7 +2259,6 @@
           <w:color w:val="000000"/>
           <w:sz w:val="28"/>
           <w:szCs w:val="28"/>
-          <w:lang w:val="en-US"/>
         </w:rPr>
       </w:pPr>
       <w:r>
@@ -2297,35 +2268,7 @@
           <w:sz w:val="28"/>
           <w:szCs w:val="28"/>
         </w:rPr>
-        <w:t xml:space="preserve">В ходе выполнения работы требуется разработать </w:t>
-      </w:r>
-      <w:r>
-        <w:rPr>
-          <w:bCs/>
-          <w:color w:val="000000"/>
-          <w:sz w:val="28"/>
-          <w:szCs w:val="28"/>
-          <w:lang w:val="en-US"/>
-        </w:rPr>
-        <w:t>flowchart</w:t>
-      </w:r>
-      <w:r>
-        <w:rPr>
-          <w:bCs/>
-          <w:color w:val="000000"/>
-          <w:sz w:val="28"/>
-          <w:szCs w:val="28"/>
-        </w:rPr>
-        <w:t xml:space="preserve"> </w:t>
-      </w:r>
-      <w:r>
-        <w:rPr>
-          <w:bCs/>
-          <w:color w:val="000000"/>
-          <w:sz w:val="28"/>
-          <w:szCs w:val="28"/>
-        </w:rPr>
-        <w:t>диаграмму, используя несколько дорожек в соответствии с участниками проекта.</w:t>
+        <w:t>В ходе выполнения работы необходимо выбрать сценарий поведения ИС с наибольшим количеством элементов и составить диаграмму состояний.</w:t>
       </w:r>
     </w:p>
     <w:p>
@@ -2395,13 +2338,16 @@
       </w:r>
       <w:bookmarkEnd w:id="1"/>
       <w:r>
-        <w:t xml:space="preserve">Диаграмма </w:t>
+        <w:t>Разработка д</w:t>
       </w:r>
       <w:r>
-        <w:rPr>
-          <w:lang w:val="en-US"/>
-        </w:rPr>
-        <w:t>flowchart</w:t>
+        <w:t>иаграмм</w:t>
+      </w:r>
+      <w:r>
+        <w:t xml:space="preserve">ы </w:t>
+      </w:r>
+      <w:r>
+        <w:t>состояний</w:t>
       </w:r>
     </w:p>
     <w:p>
@@ -2423,18 +2369,59 @@
           <w:sz w:val="28"/>
           <w:szCs w:val="28"/>
         </w:rPr>
-        <w:t xml:space="preserve">На рисунке 1 представлена </w:t>
+        <w:t>Разрабатываемая информационная система представляет из себя систему мониторинга. В ходе выполнения работы были выделены следующие состояния, в которых может находиться система в тот или иной момент времени:</w:t>
       </w:r>
+    </w:p>
+    <w:p>
+      <w:pPr>
+        <w:pStyle w:val="a8"/>
+        <w:numPr>
+          <w:ilvl w:val="0"/>
+          <w:numId w:val="4"/>
+        </w:numPr>
+        <w:tabs>
+          <w:tab w:val="left" w:pos="993"/>
+        </w:tabs>
+        <w:spacing w:line="360" w:lineRule="auto"/>
+        <w:ind w:left="0" w:firstLine="709"/>
+        <w:jc w:val="both"/>
+        <w:rPr>
+          <w:bCs/>
+          <w:color w:val="000000"/>
+          <w:sz w:val="28"/>
+          <w:szCs w:val="28"/>
+        </w:rPr>
+      </w:pPr>
       <w:r>
         <w:rPr>
           <w:bCs/>
           <w:color w:val="000000"/>
           <w:sz w:val="28"/>
           <w:szCs w:val="28"/>
-          <w:lang w:val="en-US"/>
-        </w:rPr>
-        <w:t>flowchart</w:t>
+        </w:rPr>
+        <w:t>инициализация;</w:t>
       </w:r>
+    </w:p>
+    <w:p>
+      <w:pPr>
+        <w:pStyle w:val="a8"/>
+        <w:numPr>
+          <w:ilvl w:val="0"/>
+          <w:numId w:val="4"/>
+        </w:numPr>
+        <w:tabs>
+          <w:tab w:val="left" w:pos="993"/>
+        </w:tabs>
+        <w:spacing w:line="360" w:lineRule="auto"/>
+        <w:ind w:left="0" w:firstLine="709"/>
+        <w:jc w:val="both"/>
+        <w:rPr>
+          <w:bCs/>
+          <w:color w:val="000000"/>
+          <w:sz w:val="28"/>
+          <w:szCs w:val="28"/>
+        </w:rPr>
+      </w:pPr>
       <w:r>
         <w:rPr>
           <w:bCs/>
@@ -2442,8 +2429,29 @@
           <w:sz w:val="28"/>
           <w:szCs w:val="28"/>
         </w:rPr>
-        <w:t xml:space="preserve"> </w:t>
+        <w:t>мониторинг;</w:t>
       </w:r>
+    </w:p>
+    <w:p>
+      <w:pPr>
+        <w:pStyle w:val="a8"/>
+        <w:numPr>
+          <w:ilvl w:val="0"/>
+          <w:numId w:val="4"/>
+        </w:numPr>
+        <w:tabs>
+          <w:tab w:val="left" w:pos="993"/>
+        </w:tabs>
+        <w:spacing w:line="360" w:lineRule="auto"/>
+        <w:ind w:left="0" w:firstLine="709"/>
+        <w:jc w:val="both"/>
+        <w:rPr>
+          <w:bCs/>
+          <w:color w:val="000000"/>
+          <w:sz w:val="28"/>
+          <w:szCs w:val="28"/>
+        </w:rPr>
+      </w:pPr>
       <w:r>
         <w:rPr>
           <w:bCs/>
@@ -2451,8 +2459,29 @@
           <w:sz w:val="28"/>
           <w:szCs w:val="28"/>
         </w:rPr>
-        <w:t>диаграмма</w:t>
+        <w:t>логирование и оповещение;</w:t>
       </w:r>
+    </w:p>
+    <w:p>
+      <w:pPr>
+        <w:pStyle w:val="a8"/>
+        <w:numPr>
+          <w:ilvl w:val="0"/>
+          <w:numId w:val="4"/>
+        </w:numPr>
+        <w:tabs>
+          <w:tab w:val="left" w:pos="993"/>
+        </w:tabs>
+        <w:spacing w:line="360" w:lineRule="auto"/>
+        <w:ind w:left="0" w:firstLine="709"/>
+        <w:jc w:val="both"/>
+        <w:rPr>
+          <w:bCs/>
+          <w:color w:val="000000"/>
+          <w:sz w:val="28"/>
+          <w:szCs w:val="28"/>
+        </w:rPr>
+      </w:pPr>
       <w:r>
         <w:rPr>
           <w:bCs/>
@@ -2460,11 +2489,65 @@
           <w:sz w:val="28"/>
           <w:szCs w:val="28"/>
         </w:rPr>
-        <w:t xml:space="preserve"> для разрабатываемого программного продукта.</w:t>
+        <w:t>диагностика и восстановление;</w:t>
       </w:r>
     </w:p>
     <w:p>
       <w:pPr>
+        <w:pStyle w:val="a8"/>
+        <w:numPr>
+          <w:ilvl w:val="0"/>
+          <w:numId w:val="4"/>
+        </w:numPr>
+        <w:tabs>
+          <w:tab w:val="left" w:pos="993"/>
+        </w:tabs>
+        <w:spacing w:line="360" w:lineRule="auto"/>
+        <w:ind w:left="0" w:firstLine="709"/>
+        <w:jc w:val="both"/>
+        <w:rPr>
+          <w:bCs/>
+          <w:color w:val="000000"/>
+          <w:sz w:val="28"/>
+          <w:szCs w:val="28"/>
+        </w:rPr>
+      </w:pPr>
+      <w:r>
+        <w:rPr>
+          <w:bCs/>
+          <w:color w:val="000000"/>
+          <w:sz w:val="28"/>
+          <w:szCs w:val="28"/>
+        </w:rPr>
+        <w:t>управление оборудованием.</w:t>
+      </w:r>
+    </w:p>
+    <w:p>
+      <w:pPr>
+        <w:pStyle w:val="a8"/>
+        <w:spacing w:line="360" w:lineRule="auto"/>
+        <w:ind w:left="0" w:firstLine="709"/>
+        <w:jc w:val="both"/>
+        <w:rPr>
+          <w:bCs/>
+          <w:color w:val="000000"/>
+          <w:sz w:val="28"/>
+          <w:szCs w:val="28"/>
+        </w:rPr>
+      </w:pPr>
+      <w:r>
+        <w:rPr>
+          <w:bCs/>
+          <w:color w:val="000000"/>
+          <w:sz w:val="28"/>
+          <w:szCs w:val="28"/>
+        </w:rPr>
+        <w:t>На рисунке 1 представлена диаграмма состояний разрабатываемой ИС.</w:t>
+      </w:r>
+    </w:p>
+    <w:p>
+      <w:pPr>
+        <w:pStyle w:val="a8"/>
         <w:spacing w:line="360" w:lineRule="auto"/>
         <w:ind w:left="0"/>
         <w:jc w:val="center"/>
@@ -2483,10 +2566,10 @@
           <w:szCs w:val="28"/>
         </w:rPr>
         <w:drawing>
-          <wp:inline distT="0" distB="0" distL="0" distR="0" wp14:anchorId="138C1FD7" wp14:editId="67345972">
-            <wp:extent cx="4607193" cy="7867650"/>
-            <wp:effectExtent l="19050" t="19050" r="22225" b="19050"/>
-            <wp:docPr id="921026158" name="Рисунок 1"/>
+          <wp:inline distT="0" distB="0" distL="0" distR="0" wp14:anchorId="0E913CAA" wp14:editId="38113120">
+            <wp:extent cx="5940425" cy="3718560"/>
+            <wp:effectExtent l="19050" t="19050" r="22225" b="15240"/>
+            <wp:docPr id="1397506653" name="Рисунок 1"/>
             <wp:cNvGraphicFramePr>
               <a:graphicFrameLocks xmlns:a="http://schemas.openxmlformats.org/drawingml/2006/main" noChangeAspect="1"/>
             </wp:cNvGraphicFramePr>
@@ -2494,7 +2577,7 @@
               <a:graphicData uri="http://schemas.openxmlformats.org/drawingml/2006/picture">
                 <pic:pic xmlns:pic="http://schemas.openxmlformats.org/drawingml/2006/picture">
                   <pic:nvPicPr>
-                    <pic:cNvPr id="921026158" name=""/>
+                    <pic:cNvPr id="1397506653" name=""/>
                     <pic:cNvPicPr/>
                   </pic:nvPicPr>
                   <pic:blipFill>
@@ -2506,7 +2589,7 @@
                   <pic:spPr>
                     <a:xfrm>
                       <a:off x="0" y="0"/>
-                      <a:ext cx="4614075" cy="7879403"/>
+                      <a:ext cx="5940425" cy="3718560"/>
                     </a:xfrm>
                     <a:prstGeom prst="rect">
                       <a:avLst/>
@@ -2526,6 +2609,7 @@
     </w:p>
     <w:p>
       <w:pPr>
+        <w:pStyle w:val="a8"/>
         <w:spacing w:line="360" w:lineRule="auto"/>
         <w:ind w:left="0"/>
         <w:jc w:val="center"/>
@@ -2543,30 +2627,12 @@
           <w:sz w:val="28"/>
           <w:szCs w:val="28"/>
         </w:rPr>
-        <w:t xml:space="preserve">Рисунок 1 – </w:t>
+        <w:t>Рисунок 1 – Диаграмма состояний системы</w:t>
       </w:r>
-      <w:r>
-        <w:rPr>
-          <w:bCs/>
-          <w:color w:val="000000"/>
-          <w:sz w:val="28"/>
-          <w:szCs w:val="28"/>
-          <w:lang w:val="en-US"/>
-        </w:rPr>
-        <w:t xml:space="preserve">Flowchart </w:t>
-      </w:r>
-      <w:r>
-        <w:rPr>
-          <w:bCs/>
-          <w:color w:val="000000"/>
-          <w:sz w:val="28"/>
-          <w:szCs w:val="28"/>
-        </w:rPr>
-        <w:t>диаграмма</w:t>
-      </w:r>
-    </w:p>
-    <w:p>
-      <w:pPr>
+    </w:p>
+    <w:p>
+      <w:pPr>
+        <w:pStyle w:val="a8"/>
         <w:spacing w:line="360" w:lineRule="auto"/>
         <w:ind w:left="0" w:firstLine="709"/>
         <w:jc w:val="both"/>
@@ -2584,8 +2650,30 @@
           <w:sz w:val="28"/>
           <w:szCs w:val="28"/>
         </w:rPr>
-        <w:lastRenderedPageBreak/>
-        <w:t>На диаграмме представлен алгоритм запуска системы на удалённом сервере. Прежде всего, при запуске, система инициализирует свои внутренние значения, исходя из текстовых конфигурационных файлов, предоставляемых оператором. После успешной инициализации значений система получает список устройств, которые необходимо опросить на предмет доступности для получения сведений о состоянии сети. Список устройств также поступает в виде конфигурационного файла. При неудачном опросе того или иного оборудования система попытается опросить его ещё несколько раз, после чего пометит его как вышедшее из строя и уведомит об этом оператора. После успешного опроса всех устройств инициализируются службы веб-интерфейса, через который происходит взаимодействие с системой, и мониторинга</w:t>
+        <w:t>При начале работы с системой происходит инициализация. При успешной инициализации происходит переход в состояние мониторинга – своего рода режима ожидания, в котором система периодически производит опрос устройств и сбор необходимых метрик, отображая всё в веб-интерфейс.</w:t>
+      </w:r>
+    </w:p>
+    <w:p>
+      <w:pPr>
+        <w:pStyle w:val="a8"/>
+        <w:spacing w:line="360" w:lineRule="auto"/>
+        <w:ind w:left="0" w:firstLine="709"/>
+        <w:jc w:val="both"/>
+        <w:rPr>
+          <w:bCs/>
+          <w:color w:val="000000"/>
+          <w:sz w:val="28"/>
+          <w:szCs w:val="28"/>
+        </w:rPr>
+      </w:pPr>
+      <w:r>
+        <w:rPr>
+          <w:bCs/>
+          <w:color w:val="000000"/>
+          <w:sz w:val="28"/>
+          <w:szCs w:val="28"/>
+        </w:rPr>
+        <w:t xml:space="preserve">На рисунке 2 представлена декомпозиция состояния </w:t>
       </w:r>
       <w:r>
         <w:rPr>
@@ -2594,11 +2682,261 @@
           <w:sz w:val="28"/>
           <w:szCs w:val="28"/>
         </w:rPr>
-        <w:t xml:space="preserve">, собирающая метрики. После всех этих процедур система готова к использованию. </w:t>
+        <w:t>мониторинга.</w:t>
       </w:r>
     </w:p>
+    <w:p>
+      <w:pPr>
+        <w:pStyle w:val="a8"/>
+        <w:spacing w:line="360" w:lineRule="auto"/>
+        <w:ind w:left="0"/>
+        <w:jc w:val="center"/>
+        <w:rPr>
+          <w:bCs/>
+          <w:color w:val="000000"/>
+          <w:sz w:val="28"/>
+          <w:szCs w:val="28"/>
+        </w:rPr>
+      </w:pPr>
+      <w:r>
+        <w:rPr>
+          <w:bCs/>
+          <w:color w:val="000000"/>
+          <w:sz w:val="28"/>
+          <w:szCs w:val="28"/>
+        </w:rPr>
+        <w:lastRenderedPageBreak/>
+        <w:drawing>
+          <wp:inline distT="0" distB="0" distL="0" distR="0" wp14:anchorId="3E66A5E7" wp14:editId="1035B96B">
+            <wp:extent cx="5476462" cy="5524500"/>
+            <wp:effectExtent l="19050" t="19050" r="10160" b="19050"/>
+            <wp:docPr id="1138183942" name="Рисунок 1"/>
+            <wp:cNvGraphicFramePr>
+              <a:graphicFrameLocks xmlns:a="http://schemas.openxmlformats.org/drawingml/2006/main" noChangeAspect="1"/>
+            </wp:cNvGraphicFramePr>
+            <a:graphic xmlns:a="http://schemas.openxmlformats.org/drawingml/2006/main">
+              <a:graphicData uri="http://schemas.openxmlformats.org/drawingml/2006/picture">
+                <pic:pic xmlns:pic="http://schemas.openxmlformats.org/drawingml/2006/picture">
+                  <pic:nvPicPr>
+                    <pic:cNvPr id="1138183942" name=""/>
+                    <pic:cNvPicPr/>
+                  </pic:nvPicPr>
+                  <pic:blipFill>
+                    <a:blip r:embed="rId9"/>
+                    <a:stretch>
+                      <a:fillRect/>
+                    </a:stretch>
+                  </pic:blipFill>
+                  <pic:spPr>
+                    <a:xfrm>
+                      <a:off x="0" y="0"/>
+                      <a:ext cx="5523244" cy="5571692"/>
+                    </a:xfrm>
+                    <a:prstGeom prst="rect">
+                      <a:avLst/>
+                    </a:prstGeom>
+                    <a:ln>
+                      <a:solidFill>
+                        <a:schemeClr val="tx1"/>
+                      </a:solidFill>
+                    </a:ln>
+                  </pic:spPr>
+                </pic:pic>
+              </a:graphicData>
+            </a:graphic>
+          </wp:inline>
+        </w:drawing>
+      </w:r>
+    </w:p>
+    <w:p>
+      <w:pPr>
+        <w:pStyle w:val="a8"/>
+        <w:spacing w:line="360" w:lineRule="auto"/>
+        <w:ind w:left="0"/>
+        <w:jc w:val="center"/>
+        <w:rPr>
+          <w:bCs/>
+          <w:color w:val="000000"/>
+          <w:sz w:val="28"/>
+          <w:szCs w:val="28"/>
+        </w:rPr>
+      </w:pPr>
+      <w:r>
+        <w:rPr>
+          <w:bCs/>
+          <w:color w:val="000000"/>
+          <w:sz w:val="28"/>
+          <w:szCs w:val="28"/>
+        </w:rPr>
+        <w:t>Рисунок 2 – Декомпозиция состояния мониторинга</w:t>
+      </w:r>
+    </w:p>
+    <w:p>
+      <w:pPr>
+        <w:pStyle w:val="a8"/>
+        <w:spacing w:line="360" w:lineRule="auto"/>
+        <w:ind w:left="0" w:firstLine="709"/>
+        <w:jc w:val="both"/>
+        <w:rPr>
+          <w:bCs/>
+          <w:color w:val="000000"/>
+          <w:sz w:val="28"/>
+          <w:szCs w:val="28"/>
+        </w:rPr>
+      </w:pPr>
+      <w:r>
+        <w:rPr>
+          <w:bCs/>
+          <w:color w:val="000000"/>
+          <w:sz w:val="28"/>
+          <w:szCs w:val="28"/>
+        </w:rPr>
+        <w:t>Опрос и сбор метрик производится с частотой, определяемой оператором, что отражено во времени ожидания перед следующим опросом.</w:t>
+      </w:r>
+      <w:r>
+        <w:rPr>
+          <w:bCs/>
+          <w:color w:val="000000"/>
+          <w:sz w:val="28"/>
+          <w:szCs w:val="28"/>
+        </w:rPr>
+        <w:t xml:space="preserve"> При получении информации о недоступности устройства или о возникновении неисправностей происходит переход в состояние логирования и оповещения оператора о возникшем сбое.</w:t>
+      </w:r>
+    </w:p>
+    <w:p>
+      <w:pPr>
+        <w:pStyle w:val="a8"/>
+        <w:spacing w:line="360" w:lineRule="auto"/>
+        <w:ind w:left="0" w:firstLine="709"/>
+        <w:jc w:val="both"/>
+        <w:rPr>
+          <w:bCs/>
+          <w:color w:val="000000"/>
+          <w:sz w:val="28"/>
+          <w:szCs w:val="28"/>
+        </w:rPr>
+      </w:pPr>
+      <w:r>
+        <w:rPr>
+          <w:bCs/>
+          <w:color w:val="000000"/>
+          <w:sz w:val="28"/>
+          <w:szCs w:val="28"/>
+        </w:rPr>
+        <w:t>На рисунке 3 представлена декомпозиция состояния работы с оборудованием.</w:t>
+      </w:r>
+    </w:p>
+    <w:p>
+      <w:pPr>
+        <w:pStyle w:val="a8"/>
+        <w:spacing w:line="360" w:lineRule="auto"/>
+        <w:ind w:left="0"/>
+        <w:jc w:val="center"/>
+        <w:rPr>
+          <w:bCs/>
+          <w:color w:val="000000"/>
+          <w:sz w:val="28"/>
+          <w:szCs w:val="28"/>
+        </w:rPr>
+      </w:pPr>
+      <w:r>
+        <w:rPr>
+          <w:bCs/>
+          <w:color w:val="000000"/>
+          <w:sz w:val="28"/>
+          <w:szCs w:val="28"/>
+        </w:rPr>
+        <w:lastRenderedPageBreak/>
+        <w:drawing>
+          <wp:inline distT="0" distB="0" distL="0" distR="0" wp14:anchorId="694DA97D" wp14:editId="1C169DD8">
+            <wp:extent cx="5940425" cy="4548505"/>
+            <wp:effectExtent l="19050" t="19050" r="22225" b="23495"/>
+            <wp:docPr id="274421278" name="Рисунок 1"/>
+            <wp:cNvGraphicFramePr>
+              <a:graphicFrameLocks xmlns:a="http://schemas.openxmlformats.org/drawingml/2006/main" noChangeAspect="1"/>
+            </wp:cNvGraphicFramePr>
+            <a:graphic xmlns:a="http://schemas.openxmlformats.org/drawingml/2006/main">
+              <a:graphicData uri="http://schemas.openxmlformats.org/drawingml/2006/picture">
+                <pic:pic xmlns:pic="http://schemas.openxmlformats.org/drawingml/2006/picture">
+                  <pic:nvPicPr>
+                    <pic:cNvPr id="274421278" name=""/>
+                    <pic:cNvPicPr/>
+                  </pic:nvPicPr>
+                  <pic:blipFill>
+                    <a:blip r:embed="rId10"/>
+                    <a:stretch>
+                      <a:fillRect/>
+                    </a:stretch>
+                  </pic:blipFill>
+                  <pic:spPr>
+                    <a:xfrm>
+                      <a:off x="0" y="0"/>
+                      <a:ext cx="5940425" cy="4548505"/>
+                    </a:xfrm>
+                    <a:prstGeom prst="rect">
+                      <a:avLst/>
+                    </a:prstGeom>
+                    <a:ln>
+                      <a:solidFill>
+                        <a:schemeClr val="tx1"/>
+                      </a:solidFill>
+                    </a:ln>
+                  </pic:spPr>
+                </pic:pic>
+              </a:graphicData>
+            </a:graphic>
+          </wp:inline>
+        </w:drawing>
+      </w:r>
+    </w:p>
+    <w:p>
+      <w:pPr>
+        <w:pStyle w:val="a8"/>
+        <w:spacing w:line="360" w:lineRule="auto"/>
+        <w:ind w:left="0"/>
+        <w:jc w:val="center"/>
+        <w:rPr>
+          <w:bCs/>
+          <w:color w:val="000000"/>
+          <w:sz w:val="28"/>
+          <w:szCs w:val="28"/>
+        </w:rPr>
+      </w:pPr>
+      <w:r>
+        <w:rPr>
+          <w:bCs/>
+          <w:color w:val="000000"/>
+          <w:sz w:val="28"/>
+          <w:szCs w:val="28"/>
+        </w:rPr>
+        <w:t>Рисунок 3 – Декомпозиция состояния работы с оборудованием</w:t>
+      </w:r>
+    </w:p>
+    <w:p>
+      <w:pPr>
+        <w:pStyle w:val="a8"/>
+        <w:spacing w:line="360" w:lineRule="auto"/>
+        <w:ind w:left="0" w:firstLine="709"/>
+        <w:jc w:val="both"/>
+        <w:rPr>
+          <w:bCs/>
+          <w:color w:val="000000"/>
+          <w:sz w:val="28"/>
+          <w:szCs w:val="28"/>
+        </w:rPr>
+      </w:pPr>
+      <w:r>
+        <w:rPr>
+          <w:bCs/>
+          <w:color w:val="000000"/>
+          <w:sz w:val="28"/>
+          <w:szCs w:val="28"/>
+        </w:rPr>
+        <w:t>Работа с оборудованием подразумевает под собой добавление нового оборудования в список отслеживаемых, редактирование оборудования (что включает в себя удаление из списка отслеживаемых) и отправку управляющих сообщений (команд). При возникновении ошибок в этом состоянии они обрабатываются на месте без перехода в состояние оповещения и логирования, так как ошибки в этом состоянии не связаны непосредственно с мониторингом устройств в сети.</w:t>
+      </w:r>
+    </w:p>
     <w:sectPr>
-      <w:footerReference w:type="default" r:id="rId9"/>
+      <w:footerReference w:type="default" r:id="rId11"/>
       <w:pgSz w:w="11906" w:h="16838"/>
       <w:pgMar w:top="1134" w:right="850" w:bottom="1134" w:left="1701" w:header="708" w:footer="708" w:gutter="0"/>
       <w:cols w:space="708"/>
@@ -2731,6 +3069,232 @@
 <file path=word/numbering.xml><?xml version="1.0" encoding="utf-8"?>
 <w:numbering xmlns:wpc="http://schemas.microsoft.com/office/word/2010/wordprocessingCanvas" xmlns:cx="http://schemas.microsoft.com/office/drawing/2014/chartex" xmlns:cx1="http://schemas.microsoft.com/office/drawing/2015/9/8/chartex" xmlns:cx2="http://schemas.microsoft.com/office/drawing/2015/10/21/chartex" xmlns:cx3="http://schemas.microsoft.com/office/drawing/2016/5/9/chartex" xmlns:cx4="http://schemas.microsoft.com/office/drawing/2016/5/10/chartex" xmlns:cx5="http://schemas.microsoft.com/office/drawing/2016/5/11/chartex" xmlns:cx6="http://schemas.microsoft.com/office/drawing/2016/5/12/chartex" xmlns:cx7="http://schemas.microsoft.com/office/drawing/2016/5/13/chartex" xmlns:cx8="http://schemas.microsoft.com/office/drawing/2016/5/14/chartex" xmlns:mc="http://schemas.openxmlformats.org/markup-compatibility/2006" xmlns:aink="http://schemas.microsoft.com/office/drawing/2016/ink" xmlns:am3d="http://schemas.microsoft.com/office/drawing/2017/model3d" xmlns:o="urn:schemas-microsoft-com:office:office" xmlns:oel="http://schemas.microsoft.com/office/2019/extlst" xmlns:r="http://schemas.openxmlformats.org/officeDocument/2006/relationships" xmlns:m="http://schemas.openxmlformats.org/officeDocument/2006/math" xmlns:v="urn:schemas-microsoft-com:vml" xmlns:wp14="http://schemas.microsoft.com/office/word/2010/wordprocessingDrawing" xmlns:wp="http://schemas.openxmlformats.org/drawingml/2006/wordprocessingDrawing" xmlns:w10="urn:schemas-microsoft-com:office:word" xmlns:w="http://schemas.openxmlformats.org/wordprocessingml/2006/main" xmlns:w14="http://schemas.microsoft.com/office/word/2010/wordml" xmlns:w15="http://schemas.microsoft.com/office/word/2012/wordml" xmlns:w16cex="http://schemas.microsoft.com/office/word/2018/wordml/cex" xmlns:w16cid="http://schemas.microsoft.com/office/word/2016/wordml/cid" xmlns:w16="http://schemas.microsoft.com/office/word/2018/wordml" xmlns:w16du="http://schemas.microsoft.com/office/word/2023/wordml/word16du" xmlns:w16sdtdh="http://schemas.microsoft.com/office/word/2020/wordml/sdtdatahash" xmlns:w16sdtfl="http://schemas.microsoft.com/office/word/2024/wordml/sdtformatlock" xmlns:w16se="http://schemas.microsoft.com/office/word/2015/wordml/symex" xmlns:wpg="http://schemas.microsoft.com/office/word/2010/wordprocessingGroup" xmlns:wpi="http://schemas.microsoft.com/office/word/2010/wordprocessingInk" xmlns:wne="http://schemas.microsoft.com/office/word/2006/wordml" xmlns:wps="http://schemas.microsoft.com/office/word/2010/wordprocessingShape" mc:Ignorable="w14 w15 w16se w16cid w16 w16cex w16sdtdh w16sdtfl w16du wp14">
   <w:abstractNum w:abstractNumId="0" w15:restartNumberingAfterBreak="0">
+    <w:nsid w:val="05C87A8B"/>
+    <w:multiLevelType w:val="hybridMultilevel"/>
+    <w:tmpl w:val="FC586108"/>
+    <w:lvl w:ilvl="0" w:tplc="04190001">
+      <w:start w:val="1"/>
+      <w:numFmt w:val="bullet"/>
+      <w:lvlText w:val=""/>
+      <w:lvlJc w:val="left"/>
+      <w:pPr>
+        <w:ind w:left="1429" w:hanging="360"/>
+      </w:pPr>
+      <w:rPr>
+        <w:rFonts w:ascii="Symbol" w:hAnsi="Symbol" w:hint="default"/>
+      </w:rPr>
+    </w:lvl>
+    <w:lvl w:ilvl="1" w:tplc="04190003" w:tentative="1">
+      <w:start w:val="1"/>
+      <w:numFmt w:val="bullet"/>
+      <w:lvlText w:val="o"/>
+      <w:lvlJc w:val="left"/>
+      <w:pPr>
+        <w:ind w:left="2149" w:hanging="360"/>
+      </w:pPr>
+      <w:rPr>
+        <w:rFonts w:ascii="Courier New" w:hAnsi="Courier New" w:cs="Courier New" w:hint="default"/>
+      </w:rPr>
+    </w:lvl>
+    <w:lvl w:ilvl="2" w:tplc="04190005" w:tentative="1">
+      <w:start w:val="1"/>
+      <w:numFmt w:val="bullet"/>
+      <w:lvlText w:val=""/>
+      <w:lvlJc w:val="left"/>
+      <w:pPr>
+        <w:ind w:left="2869" w:hanging="360"/>
+      </w:pPr>
+      <w:rPr>
+        <w:rFonts w:ascii="Wingdings" w:hAnsi="Wingdings" w:hint="default"/>
+      </w:rPr>
+    </w:lvl>
+    <w:lvl w:ilvl="3" w:tplc="04190001" w:tentative="1">
+      <w:start w:val="1"/>
+      <w:numFmt w:val="bullet"/>
+      <w:lvlText w:val=""/>
+      <w:lvlJc w:val="left"/>
+      <w:pPr>
+        <w:ind w:left="3589" w:hanging="360"/>
+      </w:pPr>
+      <w:rPr>
+        <w:rFonts w:ascii="Symbol" w:hAnsi="Symbol" w:hint="default"/>
+      </w:rPr>
+    </w:lvl>
+    <w:lvl w:ilvl="4" w:tplc="04190003" w:tentative="1">
+      <w:start w:val="1"/>
+      <w:numFmt w:val="bullet"/>
+      <w:lvlText w:val="o"/>
+      <w:lvlJc w:val="left"/>
+      <w:pPr>
+        <w:ind w:left="4309" w:hanging="360"/>
+      </w:pPr>
+      <w:rPr>
+        <w:rFonts w:ascii="Courier New" w:hAnsi="Courier New" w:cs="Courier New" w:hint="default"/>
+      </w:rPr>
+    </w:lvl>
+    <w:lvl w:ilvl="5" w:tplc="04190005" w:tentative="1">
+      <w:start w:val="1"/>
+      <w:numFmt w:val="bullet"/>
+      <w:lvlText w:val=""/>
+      <w:lvlJc w:val="left"/>
+      <w:pPr>
+        <w:ind w:left="5029" w:hanging="360"/>
+      </w:pPr>
+      <w:rPr>
+        <w:rFonts w:ascii="Wingdings" w:hAnsi="Wingdings" w:hint="default"/>
+      </w:rPr>
+    </w:lvl>
+    <w:lvl w:ilvl="6" w:tplc="04190001" w:tentative="1">
+      <w:start w:val="1"/>
+      <w:numFmt w:val="bullet"/>
+      <w:lvlText w:val=""/>
+      <w:lvlJc w:val="left"/>
+      <w:pPr>
+        <w:ind w:left="5749" w:hanging="360"/>
+      </w:pPr>
+      <w:rPr>
+        <w:rFonts w:ascii="Symbol" w:hAnsi="Symbol" w:hint="default"/>
+      </w:rPr>
+    </w:lvl>
+    <w:lvl w:ilvl="7" w:tplc="04190003" w:tentative="1">
+      <w:start w:val="1"/>
+      <w:numFmt w:val="bullet"/>
+      <w:lvlText w:val="o"/>
+      <w:lvlJc w:val="left"/>
+      <w:pPr>
+        <w:ind w:left="6469" w:hanging="360"/>
+      </w:pPr>
+      <w:rPr>
+        <w:rFonts w:ascii="Courier New" w:hAnsi="Courier New" w:cs="Courier New" w:hint="default"/>
+      </w:rPr>
+    </w:lvl>
+    <w:lvl w:ilvl="8" w:tplc="04190005" w:tentative="1">
+      <w:start w:val="1"/>
+      <w:numFmt w:val="bullet"/>
+      <w:lvlText w:val=""/>
+      <w:lvlJc w:val="left"/>
+      <w:pPr>
+        <w:ind w:left="7189" w:hanging="360"/>
+      </w:pPr>
+      <w:rPr>
+        <w:rFonts w:ascii="Wingdings" w:hAnsi="Wingdings" w:hint="default"/>
+      </w:rPr>
+    </w:lvl>
+  </w:abstractNum>
+  <w:abstractNum w:abstractNumId="1" w15:restartNumberingAfterBreak="0">
+    <w:nsid w:val="0FD52332"/>
+    <w:multiLevelType w:val="hybridMultilevel"/>
+    <w:tmpl w:val="D86084FE"/>
+    <w:lvl w:ilvl="0" w:tplc="EC449B6C">
+      <w:start w:val="1"/>
+      <w:numFmt w:val="bullet"/>
+      <w:lvlText w:val=""/>
+      <w:lvlJc w:val="left"/>
+      <w:pPr>
+        <w:ind w:left="1429" w:hanging="360"/>
+      </w:pPr>
+      <w:rPr>
+        <w:rFonts w:ascii="Symbol" w:hAnsi="Symbol" w:hint="default"/>
+      </w:rPr>
+    </w:lvl>
+    <w:lvl w:ilvl="1" w:tplc="04190003" w:tentative="1">
+      <w:start w:val="1"/>
+      <w:numFmt w:val="bullet"/>
+      <w:lvlText w:val="o"/>
+      <w:lvlJc w:val="left"/>
+      <w:pPr>
+        <w:ind w:left="2149" w:hanging="360"/>
+      </w:pPr>
+      <w:rPr>
+        <w:rFonts w:ascii="Courier New" w:hAnsi="Courier New" w:cs="Courier New" w:hint="default"/>
+      </w:rPr>
+    </w:lvl>
+    <w:lvl w:ilvl="2" w:tplc="04190005" w:tentative="1">
+      <w:start w:val="1"/>
+      <w:numFmt w:val="bullet"/>
+      <w:lvlText w:val=""/>
+      <w:lvlJc w:val="left"/>
+      <w:pPr>
+        <w:ind w:left="2869" w:hanging="360"/>
+      </w:pPr>
+      <w:rPr>
+        <w:rFonts w:ascii="Wingdings" w:hAnsi="Wingdings" w:hint="default"/>
+      </w:rPr>
+    </w:lvl>
+    <w:lvl w:ilvl="3" w:tplc="04190001" w:tentative="1">
+      <w:start w:val="1"/>
+      <w:numFmt w:val="bullet"/>
+      <w:lvlText w:val=""/>
+      <w:lvlJc w:val="left"/>
+      <w:pPr>
+        <w:ind w:left="3589" w:hanging="360"/>
+      </w:pPr>
+      <w:rPr>
+        <w:rFonts w:ascii="Symbol" w:hAnsi="Symbol" w:hint="default"/>
+      </w:rPr>
+    </w:lvl>
+    <w:lvl w:ilvl="4" w:tplc="04190003" w:tentative="1">
+      <w:start w:val="1"/>
+      <w:numFmt w:val="bullet"/>
+      <w:lvlText w:val="o"/>
+      <w:lvlJc w:val="left"/>
+      <w:pPr>
+        <w:ind w:left="4309" w:hanging="360"/>
+      </w:pPr>
+      <w:rPr>
+        <w:rFonts w:ascii="Courier New" w:hAnsi="Courier New" w:cs="Courier New" w:hint="default"/>
+      </w:rPr>
+    </w:lvl>
+    <w:lvl w:ilvl="5" w:tplc="04190005" w:tentative="1">
+      <w:start w:val="1"/>
+      <w:numFmt w:val="bullet"/>
+      <w:lvlText w:val=""/>
+      <w:lvlJc w:val="left"/>
+      <w:pPr>
+        <w:ind w:left="5029" w:hanging="360"/>
+      </w:pPr>
+      <w:rPr>
+        <w:rFonts w:ascii="Wingdings" w:hAnsi="Wingdings" w:hint="default"/>
+      </w:rPr>
+    </w:lvl>
+    <w:lvl w:ilvl="6" w:tplc="04190001" w:tentative="1">
+      <w:start w:val="1"/>
+      <w:numFmt w:val="bullet"/>
+      <w:lvlText w:val=""/>
+      <w:lvlJc w:val="left"/>
+      <w:pPr>
+        <w:ind w:left="5749" w:hanging="360"/>
+      </w:pPr>
+      <w:rPr>
+        <w:rFonts w:ascii="Symbol" w:hAnsi="Symbol" w:hint="default"/>
+      </w:rPr>
+    </w:lvl>
+    <w:lvl w:ilvl="7" w:tplc="04190003" w:tentative="1">
+      <w:start w:val="1"/>
+      <w:numFmt w:val="bullet"/>
+      <w:lvlText w:val="o"/>
+      <w:lvlJc w:val="left"/>
+      <w:pPr>
+        <w:ind w:left="6469" w:hanging="360"/>
+      </w:pPr>
+      <w:rPr>
+        <w:rFonts w:ascii="Courier New" w:hAnsi="Courier New" w:cs="Courier New" w:hint="default"/>
+      </w:rPr>
+    </w:lvl>
+    <w:lvl w:ilvl="8" w:tplc="04190005" w:tentative="1">
+      <w:start w:val="1"/>
+      <w:numFmt w:val="bullet"/>
+      <w:lvlText w:val=""/>
+      <w:lvlJc w:val="left"/>
+      <w:pPr>
+        <w:ind w:left="7189" w:hanging="360"/>
+      </w:pPr>
+      <w:rPr>
+        <w:rFonts w:ascii="Wingdings" w:hAnsi="Wingdings" w:hint="default"/>
+      </w:rPr>
+    </w:lvl>
+  </w:abstractNum>
+  <w:abstractNum w:abstractNumId="2" w15:restartNumberingAfterBreak="0">
     <w:nsid w:val="40314DAF"/>
     <w:multiLevelType w:val="hybridMultilevel"/>
     <w:tmpl w:val="2FE26B9A"/>
@@ -2843,7 +3407,120 @@
       </w:rPr>
     </w:lvl>
   </w:abstractNum>
-  <w:abstractNum w:abstractNumId="1" w15:restartNumberingAfterBreak="0">
+  <w:abstractNum w:abstractNumId="3" w15:restartNumberingAfterBreak="0">
+    <w:nsid w:val="47C62E00"/>
+    <w:multiLevelType w:val="hybridMultilevel"/>
+    <w:tmpl w:val="92A8E0D2"/>
+    <w:lvl w:ilvl="0" w:tplc="EC449B6C">
+      <w:start w:val="1"/>
+      <w:numFmt w:val="bullet"/>
+      <w:lvlText w:val=""/>
+      <w:lvlJc w:val="left"/>
+      <w:pPr>
+        <w:ind w:left="1429" w:hanging="360"/>
+      </w:pPr>
+      <w:rPr>
+        <w:rFonts w:ascii="Symbol" w:hAnsi="Symbol" w:hint="default"/>
+      </w:rPr>
+    </w:lvl>
+    <w:lvl w:ilvl="1" w:tplc="FFFFFFFF" w:tentative="1">
+      <w:start w:val="1"/>
+      <w:numFmt w:val="bullet"/>
+      <w:lvlText w:val="o"/>
+      <w:lvlJc w:val="left"/>
+      <w:pPr>
+        <w:ind w:left="2149" w:hanging="360"/>
+      </w:pPr>
+      <w:rPr>
+        <w:rFonts w:ascii="Courier New" w:hAnsi="Courier New" w:cs="Courier New" w:hint="default"/>
+      </w:rPr>
+    </w:lvl>
+    <w:lvl w:ilvl="2" w:tplc="FFFFFFFF" w:tentative="1">
+      <w:start w:val="1"/>
+      <w:numFmt w:val="bullet"/>
+      <w:lvlText w:val=""/>
+      <w:lvlJc w:val="left"/>
+      <w:pPr>
+        <w:ind w:left="2869" w:hanging="360"/>
+      </w:pPr>
+      <w:rPr>
+        <w:rFonts w:ascii="Wingdings" w:hAnsi="Wingdings" w:hint="default"/>
+      </w:rPr>
+    </w:lvl>
+    <w:lvl w:ilvl="3" w:tplc="FFFFFFFF" w:tentative="1">
+      <w:start w:val="1"/>
+      <w:numFmt w:val="bullet"/>
+      <w:lvlText w:val=""/>
+      <w:lvlJc w:val="left"/>
+      <w:pPr>
+        <w:ind w:left="3589" w:hanging="360"/>
+      </w:pPr>
+      <w:rPr>
+        <w:rFonts w:ascii="Symbol" w:hAnsi="Symbol" w:hint="default"/>
+      </w:rPr>
+    </w:lvl>
+    <w:lvl w:ilvl="4" w:tplc="FFFFFFFF" w:tentative="1">
+      <w:start w:val="1"/>
+      <w:numFmt w:val="bullet"/>
+      <w:lvlText w:val="o"/>
+      <w:lvlJc w:val="left"/>
+      <w:pPr>
+        <w:ind w:left="4309" w:hanging="360"/>
+      </w:pPr>
+      <w:rPr>
+        <w:rFonts w:ascii="Courier New" w:hAnsi="Courier New" w:cs="Courier New" w:hint="default"/>
+      </w:rPr>
+    </w:lvl>
+    <w:lvl w:ilvl="5" w:tplc="FFFFFFFF" w:tentative="1">
+      <w:start w:val="1"/>
+      <w:numFmt w:val="bullet"/>
+      <w:lvlText w:val=""/>
+      <w:lvlJc w:val="left"/>
+      <w:pPr>
+        <w:ind w:left="5029" w:hanging="360"/>
+      </w:pPr>
+      <w:rPr>
+        <w:rFonts w:ascii="Wingdings" w:hAnsi="Wingdings" w:hint="default"/>
+      </w:rPr>
+    </w:lvl>
+    <w:lvl w:ilvl="6" w:tplc="FFFFFFFF" w:tentative="1">
+      <w:start w:val="1"/>
+      <w:numFmt w:val="bullet"/>
+      <w:lvlText w:val=""/>
+      <w:lvlJc w:val="left"/>
+      <w:pPr>
+        <w:ind w:left="5749" w:hanging="360"/>
+      </w:pPr>
+      <w:rPr>
+        <w:rFonts w:ascii="Symbol" w:hAnsi="Symbol" w:hint="default"/>
+      </w:rPr>
+    </w:lvl>
+    <w:lvl w:ilvl="7" w:tplc="FFFFFFFF" w:tentative="1">
+      <w:start w:val="1"/>
+      <w:numFmt w:val="bullet"/>
+      <w:lvlText w:val="o"/>
+      <w:lvlJc w:val="left"/>
+      <w:pPr>
+        <w:ind w:left="6469" w:hanging="360"/>
+      </w:pPr>
+      <w:rPr>
+        <w:rFonts w:ascii="Courier New" w:hAnsi="Courier New" w:cs="Courier New" w:hint="default"/>
+      </w:rPr>
+    </w:lvl>
+    <w:lvl w:ilvl="8" w:tplc="FFFFFFFF" w:tentative="1">
+      <w:start w:val="1"/>
+      <w:numFmt w:val="bullet"/>
+      <w:lvlText w:val=""/>
+      <w:lvlJc w:val="left"/>
+      <w:pPr>
+        <w:ind w:left="7189" w:hanging="360"/>
+      </w:pPr>
+      <w:rPr>
+        <w:rFonts w:ascii="Wingdings" w:hAnsi="Wingdings" w:hint="default"/>
+      </w:rPr>
+    </w:lvl>
+  </w:abstractNum>
+  <w:abstractNum w:abstractNumId="4" w15:restartNumberingAfterBreak="0">
     <w:nsid w:val="73734AEE"/>
     <w:multiLevelType w:val="hybridMultilevel"/>
     <w:tmpl w:val="9C0CE160"/>
@@ -2957,10 +3634,19 @@
     </w:lvl>
   </w:abstractNum>
   <w:num w:numId="1" w16cid:durableId="1856458910">
-    <w:abstractNumId w:val="1"/>
+    <w:abstractNumId w:val="4"/>
   </w:num>
   <w:num w:numId="2" w16cid:durableId="189800511">
+    <w:abstractNumId w:val="2"/>
+  </w:num>
+  <w:num w:numId="3" w16cid:durableId="261184384">
     <w:abstractNumId w:val="0"/>
+  </w:num>
+  <w:num w:numId="4" w16cid:durableId="2030254055">
+    <w:abstractNumId w:val="3"/>
+  </w:num>
+  <w:num w:numId="5" w16cid:durableId="32732014">
+    <w:abstractNumId w:val="1"/>
   </w:num>
 </w:numbering>
 </file>

--- a/ПАПС/Отчёты/ПР-4 ПАПС Тарасевич.docx
+++ b/ПАПС/Отчёты/ПР-4 ПАПС Тарасевич.docx
@@ -2005,7 +2005,7 @@
           <w:r>
             <w:fldChar w:fldCharType="separate"/>
           </w:r>
-          <w:hyperlink w:anchor="_Toc224603790" w:history="1">
+          <w:hyperlink w:anchor="_Toc225253009" w:history="1">
             <w:r>
               <w:rPr>
                 <w:rStyle w:val="aa"/>
@@ -2040,7 +2040,7 @@
                 <w:sz w:val="28"/>
                 <w:szCs w:val="28"/>
               </w:rPr>
-              <w:instrText xml:space="preserve"> PAGEREF _Toc224603790 \h </w:instrText>
+              <w:instrText xml:space="preserve"> PAGEREF _Toc225253009 \h </w:instrText>
             </w:r>
             <w:r>
               <w:rPr>
@@ -2096,7 +2096,7 @@
               <w14:ligatures w14:val="standardContextual"/>
             </w:rPr>
           </w:pPr>
-          <w:hyperlink w:anchor="_Toc224603791" w:history="1">
+          <w:hyperlink w:anchor="_Toc225253010" w:history="1">
             <w:r>
               <w:rPr>
                 <w:rStyle w:val="aa"/>
@@ -2104,7 +2104,7 @@
                 <w:sz w:val="28"/>
                 <w:szCs w:val="28"/>
               </w:rPr>
-              <w:t>2 Спецификация требований</w:t>
+              <w:t>2 Разработка диаграммы состояний</w:t>
             </w:r>
             <w:r>
               <w:rPr>
@@ -2131,7 +2131,7 @@
                 <w:sz w:val="28"/>
                 <w:szCs w:val="28"/>
               </w:rPr>
-              <w:instrText xml:space="preserve"> PAGEREF _Toc224603791 \h </w:instrText>
+              <w:instrText xml:space="preserve"> PAGEREF _Toc225253010 \h </w:instrText>
             </w:r>
             <w:r>
               <w:rPr>
@@ -2201,7 +2201,7 @@
       <w:r>
         <w:br w:type="column"/>
       </w:r>
-      <w:bookmarkStart w:id="0" w:name="_Toc224603790"/>
+      <w:bookmarkStart w:id="0" w:name="_Toc225253009"/>
       <w:r>
         <w:lastRenderedPageBreak/>
         <w:t>1 Постановка задачи</w:t>
@@ -2331,12 +2331,11 @@
       <w:r>
         <w:br w:type="column"/>
       </w:r>
-      <w:bookmarkStart w:id="1" w:name="_Toc224603791"/>
+      <w:bookmarkStart w:id="1" w:name="_Toc225253010"/>
       <w:r>
         <w:lastRenderedPageBreak/>
         <w:t xml:space="preserve">2 </w:t>
       </w:r>
-      <w:bookmarkEnd w:id="1"/>
       <w:r>
         <w:t>Разработка д</w:t>
       </w:r>
@@ -2349,6 +2348,7 @@
       <w:r>
         <w:t>состояний</w:t>
       </w:r>
+      <w:bookmarkEnd w:id="1"/>
     </w:p>
     <w:p>
       <w:pPr>
@@ -2561,6 +2561,7 @@
       <w:r>
         <w:rPr>
           <w:bCs/>
+          <w:noProof/>
           <w:color w:val="000000"/>
           <w:sz w:val="28"/>
           <w:szCs w:val="28"/>
@@ -2701,6 +2702,7 @@
       <w:r>
         <w:rPr>
           <w:bCs/>
+          <w:noProof/>
           <w:color w:val="000000"/>
           <w:sz w:val="28"/>
           <w:szCs w:val="28"/>
@@ -2842,6 +2844,7 @@
       <w:r>
         <w:rPr>
           <w:bCs/>
+          <w:noProof/>
           <w:color w:val="000000"/>
           <w:sz w:val="28"/>
           <w:szCs w:val="28"/>

--- a/ПАПС/Отчёты/ПР-4 ПАПС Тарасевич.docx
+++ b/ПАПС/Отчёты/ПР-4 ПАПС Тарасевич.docx
@@ -2561,16 +2561,15 @@
       <w:r>
         <w:rPr>
           <w:bCs/>
-          <w:noProof/>
           <w:color w:val="000000"/>
           <w:sz w:val="28"/>
           <w:szCs w:val="28"/>
         </w:rPr>
         <w:drawing>
-          <wp:inline distT="0" distB="0" distL="0" distR="0" wp14:anchorId="0E913CAA" wp14:editId="38113120">
-            <wp:extent cx="5940425" cy="3718560"/>
-            <wp:effectExtent l="19050" t="19050" r="22225" b="15240"/>
-            <wp:docPr id="1397506653" name="Рисунок 1"/>
+          <wp:inline distT="0" distB="0" distL="0" distR="0" wp14:anchorId="1C6449E1" wp14:editId="4B8A2EF4">
+            <wp:extent cx="5940425" cy="2963545"/>
+            <wp:effectExtent l="19050" t="19050" r="22225" b="27305"/>
+            <wp:docPr id="1004658177" name="Рисунок 1"/>
             <wp:cNvGraphicFramePr>
               <a:graphicFrameLocks xmlns:a="http://schemas.openxmlformats.org/drawingml/2006/main" noChangeAspect="1"/>
             </wp:cNvGraphicFramePr>
@@ -2578,7 +2577,7 @@
               <a:graphicData uri="http://schemas.openxmlformats.org/drawingml/2006/picture">
                 <pic:pic xmlns:pic="http://schemas.openxmlformats.org/drawingml/2006/picture">
                   <pic:nvPicPr>
-                    <pic:cNvPr id="1397506653" name=""/>
+                    <pic:cNvPr id="1004658177" name=""/>
                     <pic:cNvPicPr/>
                   </pic:nvPicPr>
                   <pic:blipFill>
@@ -2590,7 +2589,7 @@
                   <pic:spPr>
                     <a:xfrm>
                       <a:off x="0" y="0"/>
-                      <a:ext cx="5940425" cy="3718560"/>
+                      <a:ext cx="5940425" cy="2963545"/>
                     </a:xfrm>
                     <a:prstGeom prst="rect">
                       <a:avLst/>
@@ -2674,7 +2673,7 @@
           <w:sz w:val="28"/>
           <w:szCs w:val="28"/>
         </w:rPr>
-        <w:t xml:space="preserve">На рисунке 2 представлена декомпозиция состояния </w:t>
+        <w:t xml:space="preserve">На рисунке </w:t>
       </w:r>
       <w:r>
         <w:rPr>
@@ -2683,117 +2682,7 @@
           <w:sz w:val="28"/>
           <w:szCs w:val="28"/>
         </w:rPr>
-        <w:t>мониторинга.</w:t>
-      </w:r>
-    </w:p>
-    <w:p>
-      <w:pPr>
-        <w:pStyle w:val="a8"/>
-        <w:spacing w:line="360" w:lineRule="auto"/>
-        <w:ind w:left="0"/>
-        <w:jc w:val="center"/>
-        <w:rPr>
-          <w:bCs/>
-          <w:color w:val="000000"/>
-          <w:sz w:val="28"/>
-          <w:szCs w:val="28"/>
-        </w:rPr>
-      </w:pPr>
-      <w:r>
-        <w:rPr>
-          <w:bCs/>
-          <w:noProof/>
-          <w:color w:val="000000"/>
-          <w:sz w:val="28"/>
-          <w:szCs w:val="28"/>
-        </w:rPr>
-        <w:lastRenderedPageBreak/>
-        <w:drawing>
-          <wp:inline distT="0" distB="0" distL="0" distR="0" wp14:anchorId="3E66A5E7" wp14:editId="1035B96B">
-            <wp:extent cx="5476462" cy="5524500"/>
-            <wp:effectExtent l="19050" t="19050" r="10160" b="19050"/>
-            <wp:docPr id="1138183942" name="Рисунок 1"/>
-            <wp:cNvGraphicFramePr>
-              <a:graphicFrameLocks xmlns:a="http://schemas.openxmlformats.org/drawingml/2006/main" noChangeAspect="1"/>
-            </wp:cNvGraphicFramePr>
-            <a:graphic xmlns:a="http://schemas.openxmlformats.org/drawingml/2006/main">
-              <a:graphicData uri="http://schemas.openxmlformats.org/drawingml/2006/picture">
-                <pic:pic xmlns:pic="http://schemas.openxmlformats.org/drawingml/2006/picture">
-                  <pic:nvPicPr>
-                    <pic:cNvPr id="1138183942" name=""/>
-                    <pic:cNvPicPr/>
-                  </pic:nvPicPr>
-                  <pic:blipFill>
-                    <a:blip r:embed="rId9"/>
-                    <a:stretch>
-                      <a:fillRect/>
-                    </a:stretch>
-                  </pic:blipFill>
-                  <pic:spPr>
-                    <a:xfrm>
-                      <a:off x="0" y="0"/>
-                      <a:ext cx="5523244" cy="5571692"/>
-                    </a:xfrm>
-                    <a:prstGeom prst="rect">
-                      <a:avLst/>
-                    </a:prstGeom>
-                    <a:ln>
-                      <a:solidFill>
-                        <a:schemeClr val="tx1"/>
-                      </a:solidFill>
-                    </a:ln>
-                  </pic:spPr>
-                </pic:pic>
-              </a:graphicData>
-            </a:graphic>
-          </wp:inline>
-        </w:drawing>
-      </w:r>
-    </w:p>
-    <w:p>
-      <w:pPr>
-        <w:pStyle w:val="a8"/>
-        <w:spacing w:line="360" w:lineRule="auto"/>
-        <w:ind w:left="0"/>
-        <w:jc w:val="center"/>
-        <w:rPr>
-          <w:bCs/>
-          <w:color w:val="000000"/>
-          <w:sz w:val="28"/>
-          <w:szCs w:val="28"/>
-        </w:rPr>
-      </w:pPr>
-      <w:r>
-        <w:rPr>
-          <w:bCs/>
-          <w:color w:val="000000"/>
-          <w:sz w:val="28"/>
-          <w:szCs w:val="28"/>
-        </w:rPr>
-        <w:t>Рисунок 2 – Декомпозиция состояния мониторинга</w:t>
-      </w:r>
-    </w:p>
-    <w:p>
-      <w:pPr>
-        <w:pStyle w:val="a8"/>
-        <w:spacing w:line="360" w:lineRule="auto"/>
-        <w:ind w:left="0" w:firstLine="709"/>
-        <w:jc w:val="both"/>
-        <w:rPr>
-          <w:bCs/>
-          <w:color w:val="000000"/>
-          <w:sz w:val="28"/>
-          <w:szCs w:val="28"/>
-        </w:rPr>
-      </w:pPr>
-      <w:r>
-        <w:rPr>
-          <w:bCs/>
-          <w:color w:val="000000"/>
-          <w:sz w:val="28"/>
-          <w:szCs w:val="28"/>
-        </w:rPr>
-        <w:t>Опрос и сбор метрик производится с частотой, определяемой оператором, что отражено во времени ожидания перед следующим опросом.</w:t>
+        <w:t xml:space="preserve">2 </w:t>
       </w:r>
       <w:r>
         <w:rPr>
@@ -2802,30 +2691,7 @@
           <w:sz w:val="28"/>
           <w:szCs w:val="28"/>
         </w:rPr>
-        <w:t xml:space="preserve"> При получении информации о недоступности устройства или о возникновении неисправностей происходит переход в состояние логирования и оповещения оператора о возникшем сбое.</w:t>
-      </w:r>
-    </w:p>
-    <w:p>
-      <w:pPr>
-        <w:pStyle w:val="a8"/>
-        <w:spacing w:line="360" w:lineRule="auto"/>
-        <w:ind w:left="0" w:firstLine="709"/>
-        <w:jc w:val="both"/>
-        <w:rPr>
-          <w:bCs/>
-          <w:color w:val="000000"/>
-          <w:sz w:val="28"/>
-          <w:szCs w:val="28"/>
-        </w:rPr>
-      </w:pPr>
-      <w:r>
-        <w:rPr>
-          <w:bCs/>
-          <w:color w:val="000000"/>
-          <w:sz w:val="28"/>
-          <w:szCs w:val="28"/>
-        </w:rPr>
-        <w:t>На рисунке 3 представлена декомпозиция состояния работы с оборудованием.</w:t>
+        <w:t>представлена декомпозиция состояния работы с оборудованием.</w:t>
       </w:r>
     </w:p>
     <w:p>
@@ -2866,7 +2732,7 @@
                     <pic:cNvPicPr/>
                   </pic:nvPicPr>
                   <pic:blipFill>
-                    <a:blip r:embed="rId10"/>
+                    <a:blip r:embed="rId9"/>
                     <a:stretch>
                       <a:fillRect/>
                     </a:stretch>
@@ -2912,7 +2778,25 @@
           <w:sz w:val="28"/>
           <w:szCs w:val="28"/>
         </w:rPr>
-        <w:t>Рисунок 3 – Декомпозиция состояния работы с оборудованием</w:t>
+        <w:t xml:space="preserve">Рисунок </w:t>
+      </w:r>
+      <w:r>
+        <w:rPr>
+          <w:bCs/>
+          <w:color w:val="000000"/>
+          <w:sz w:val="28"/>
+          <w:szCs w:val="28"/>
+        </w:rPr>
+        <w:t>2</w:t>
+      </w:r>
+      <w:r>
+        <w:rPr>
+          <w:bCs/>
+          <w:color w:val="000000"/>
+          <w:sz w:val="28"/>
+          <w:szCs w:val="28"/>
+        </w:rPr>
+        <w:t xml:space="preserve"> – Декомпозиция состояния работы с оборудованием</w:t>
       </w:r>
     </w:p>
     <w:p>
@@ -2939,7 +2823,7 @@
       </w:r>
     </w:p>
     <w:sectPr>
-      <w:footerReference w:type="default" r:id="rId11"/>
+      <w:footerReference w:type="default" r:id="rId10"/>
       <w:pgSz w:w="11906" w:h="16838"/>
       <w:pgMar w:top="1134" w:right="850" w:bottom="1134" w:left="1701" w:header="708" w:footer="708" w:gutter="0"/>
       <w:cols w:space="708"/>
